--- a/assets/documentos/fpj6-plantilla-capturado.docx
+++ b/assets/documentos/fpj6-plantilla-capturado.docx
@@ -4522,15 +4522,15 @@
         </w:tabs>
         <w:rPr>
           <w:rFonts w:cs="Arial"/>
-          <w:sz w:val="20"/>
-          <w:szCs w:val="18"/>
+          <w:sz w:val="16"/>
+          <w:szCs w:val="14"/>
         </w:rPr>
       </w:pPr>
       <w:r>
         <w:rPr>
           <w:rFonts w:cs="Arial"/>
-          <w:sz w:val="20"/>
-          <w:szCs w:val="18"/>
+          <w:sz w:val="16"/>
+          <w:szCs w:val="14"/>
         </w:rPr>
         <w:tab/>
         <w:t>{{FUNCIONARIO_INFO}}</w:t>
